--- a/Sentința nr. 9322013 din 05.02.2013, Judecătoria Arad, contestație la executare (civil).docx
+++ b/Sentința nr. 9322013 din 05.02.2013, Judecătoria Arad, contestație la executare (civil).docx
@@ -11893,192 +11893,13 @@
     </w:p>
     <w:p>
       <w:pPr>
-        <w:spacing w:line="358" w:lineRule="auto"/>
         <w:ind w:left="-5" w:right="5"/>
       </w:pPr>
-      <w:proofErr w:type="spellStart"/>
-      <w:r>
-        <w:t>Acest</w:t>
-      </w:r>
-      <w:proofErr w:type="spellEnd"/>
-      <w:r>
-        <w:t xml:space="preserve"> document </w:t>
-      </w:r>
-      <w:proofErr w:type="spellStart"/>
-      <w:r>
-        <w:t>este</w:t>
-      </w:r>
-      <w:proofErr w:type="spellEnd"/>
-      <w:r>
-        <w:t xml:space="preserve"> </w:t>
-      </w:r>
-      <w:proofErr w:type="spellStart"/>
-      <w:r>
-        <w:t>preluat</w:t>
-      </w:r>
-      <w:proofErr w:type="spellEnd"/>
-      <w:r>
-        <w:t xml:space="preserve"> </w:t>
-      </w:r>
-      <w:proofErr w:type="spellStart"/>
-      <w:r>
-        <w:t>şi</w:t>
-      </w:r>
-      <w:proofErr w:type="spellEnd"/>
-      <w:r>
-        <w:t xml:space="preserve"> </w:t>
-      </w:r>
-      <w:proofErr w:type="spellStart"/>
-      <w:r>
-        <w:t>procesat</w:t>
-      </w:r>
-      <w:proofErr w:type="spellEnd"/>
-      <w:r>
-        <w:t xml:space="preserve"> de o </w:t>
-      </w:r>
-      <w:proofErr w:type="spellStart"/>
-      <w:r>
-        <w:t>aplicaţie</w:t>
-      </w:r>
-      <w:proofErr w:type="spellEnd"/>
-      <w:r>
-        <w:t xml:space="preserve"> </w:t>
-      </w:r>
-      <w:proofErr w:type="spellStart"/>
-      <w:r>
-        <w:t>realizată</w:t>
-      </w:r>
-      <w:proofErr w:type="spellEnd"/>
-      <w:r>
-        <w:t xml:space="preserve"> </w:t>
-      </w:r>
-      <w:proofErr w:type="spellStart"/>
-      <w:r>
-        <w:t>gratuit</w:t>
-      </w:r>
-      <w:proofErr w:type="spellEnd"/>
-      <w:r>
-        <w:t xml:space="preserve"> de </w:t>
-      </w:r>
-      <w:hyperlink r:id="rId7">
-        <w:r>
-          <w:rPr>
-            <w:color w:val="1B1B1B"/>
-          </w:rPr>
-          <w:t xml:space="preserve">Wolters Kluwer Romania </w:t>
-        </w:r>
-      </w:hyperlink>
-      <w:proofErr w:type="spellStart"/>
-      <w:r>
-        <w:t>pentru</w:t>
-      </w:r>
-      <w:proofErr w:type="spellEnd"/>
-      <w:r>
-        <w:t xml:space="preserve"> </w:t>
-      </w:r>
-      <w:hyperlink r:id="rId8">
-        <w:r>
-          <w:rPr>
-            <w:color w:val="1B1B1B"/>
-          </w:rPr>
-          <w:t xml:space="preserve">Fundatia </w:t>
-        </w:r>
-        <w:proofErr w:type="spellStart"/>
-        <w:r>
-          <w:rPr>
-            <w:color w:val="1B1B1B"/>
-          </w:rPr>
-          <w:t>RoLII</w:t>
-        </w:r>
-        <w:proofErr w:type="spellEnd"/>
-      </w:hyperlink>
-      <w:hyperlink r:id="rId9">
-        <w:r>
-          <w:t>.</w:t>
-        </w:r>
-      </w:hyperlink>
-    </w:p>
-    <w:p>
-      <w:pPr>
-        <w:ind w:left="-5" w:right="5"/>
-      </w:pPr>
-      <w:proofErr w:type="spellStart"/>
-      <w:r>
-        <w:t>Conţinutul</w:t>
-      </w:r>
-      <w:proofErr w:type="spellEnd"/>
-      <w:r>
-        <w:t xml:space="preserve"> </w:t>
-      </w:r>
-      <w:proofErr w:type="spellStart"/>
-      <w:r>
-        <w:t>său</w:t>
-      </w:r>
-      <w:proofErr w:type="spellEnd"/>
-      <w:r>
-        <w:t xml:space="preserve"> </w:t>
-      </w:r>
-      <w:proofErr w:type="spellStart"/>
-      <w:r>
-        <w:t>poate</w:t>
-      </w:r>
-      <w:proofErr w:type="spellEnd"/>
-      <w:r>
-        <w:t xml:space="preserve"> fi </w:t>
-      </w:r>
-      <w:proofErr w:type="spellStart"/>
-      <w:r>
-        <w:t>preluat</w:t>
-      </w:r>
-      <w:proofErr w:type="spellEnd"/>
-      <w:r>
-        <w:t xml:space="preserve"> </w:t>
-      </w:r>
-      <w:proofErr w:type="spellStart"/>
-      <w:r>
-        <w:t>şi</w:t>
-      </w:r>
-      <w:proofErr w:type="spellEnd"/>
-      <w:r>
-        <w:t xml:space="preserve"> </w:t>
-      </w:r>
-      <w:proofErr w:type="spellStart"/>
-      <w:r>
-        <w:t>utilizat</w:t>
-      </w:r>
-      <w:proofErr w:type="spellEnd"/>
-      <w:r>
-        <w:t xml:space="preserve"> cu </w:t>
-      </w:r>
-      <w:proofErr w:type="spellStart"/>
-      <w:r>
-        <w:t>citarea</w:t>
-      </w:r>
-      <w:proofErr w:type="spellEnd"/>
-      <w:r>
-        <w:t xml:space="preserve"> </w:t>
-      </w:r>
-      <w:proofErr w:type="spellStart"/>
-      <w:r>
-        <w:t>sursei</w:t>
-      </w:r>
-      <w:proofErr w:type="spellEnd"/>
-      <w:r>
-        <w:t xml:space="preserve">: </w:t>
-      </w:r>
-      <w:hyperlink r:id="rId10">
-        <w:r>
-          <w:rPr>
-            <w:color w:val="1B1B1B"/>
-          </w:rPr>
-          <w:t>www.rolii.ro</w:t>
-        </w:r>
-      </w:hyperlink>
     </w:p>
     <w:sectPr>
-      <w:headerReference w:type="even" r:id="rId11"/>
-      <w:headerReference w:type="default" r:id="rId12"/>
-      <w:headerReference w:type="first" r:id="rId13"/>
+      <w:headerReference w:type="even" r:id="rId7"/>
+      <w:headerReference w:type="default" r:id="rId8"/>
+      <w:headerReference w:type="first" r:id="rId9"/>
       <w:pgSz w:w="11900" w:h="16840"/>
       <w:pgMar w:top="1644" w:right="779" w:bottom="937" w:left="560" w:header="280" w:footer="720" w:gutter="0"/>
       <w:cols w:space="720"/>
